--- a/guess-what/tests/speaking-check.docx
+++ b/guess-what/tests/speaking-check.docx
@@ -67,7 +67,7 @@
           <w:i w:val="0"/>
           <w:sz w:val="22"/>
         </w:rPr>
-        <w:t>Do it during the week of the quarter test: 3 minutes per pupil, in pairs or one-to-one while the class works on a quiet task.</w:t>
+        <w:t>Do it during the week of the quarter test: 3 minutes per student, in pairs or one-to-one while the class works on a quiet task.</w:t>
       </w:r>
     </w:p>
     <w:p>
@@ -1046,7 +1046,7 @@
                 <w:i w:val="0"/>
                 <w:sz w:val="21"/>
               </w:rPr>
-              <w:t>Have we got English on Monday?</w:t>
+              <w:t>Do we have English on Monday?</w:t>
             </w:r>
           </w:p>
         </w:tc>
@@ -1101,7 +1101,7 @@
                 <w:i w:val="0"/>
                 <w:sz w:val="21"/>
               </w:rPr>
-              <w:t>What club have you got?</w:t>
+              <w:t>What club do you have?</w:t>
             </w:r>
           </w:p>
         </w:tc>
@@ -1409,7 +1409,7 @@
                 <w:i w:val="0"/>
                 <w:sz w:val="21"/>
               </w:rPr>
-              <w:t>Does your mum like cooking?</w:t>
+              <w:t>Does your mom like cooking?</w:t>
             </w:r>
           </w:p>
         </w:tc>
@@ -1519,7 +1519,7 @@
                 <w:i w:val="0"/>
                 <w:sz w:val="21"/>
               </w:rPr>
-              <w:t>What hobby have you got? When do you do it?</w:t>
+              <w:t>What hobby do you have? When do you do it?</w:t>
             </w:r>
           </w:p>
         </w:tc>
@@ -1937,7 +1937,7 @@
                 <w:i w:val="0"/>
                 <w:sz w:val="21"/>
               </w:rPr>
-              <w:t>What do you like doing on holiday?</w:t>
+              <w:t>What do you like doing on vacation?</w:t>
             </w:r>
           </w:p>
         </w:tc>
